--- a/mon/toan/khbd/lop10/KHBD_TOAN10_Bai7_CacKhaiNiemMoDau_T26-27.docx
+++ b/mon/toan/khbd/lop10/KHBD_TOAN10_Bai7_CacKhaiNiemMoDau_T26-27.docx
@@ -1514,7 +1514,7 @@
                 <w:rFonts w:ascii="Times New Roman" w:hAnsi="Times New Roman" w:eastAsia="Times New Roman" w:cs="Times New Roman"/>
                 <w:sz w:val="24"/>
               </w:rPr>
-              <w:t>5</w:t>
+              <w:t>7</w:t>
             </w:r>
           </w:p>
         </w:tc>
@@ -1618,7 +1618,7 @@
                 <w:rFonts w:ascii="Times New Roman" w:hAnsi="Times New Roman" w:eastAsia="Times New Roman" w:cs="Times New Roman"/>
                 <w:sz w:val="24"/>
               </w:rPr>
-              <w:t>25</w:t>
+              <w:t>23</w:t>
             </w:r>
           </w:p>
         </w:tc>
@@ -1925,7 +1925,7 @@
           <w:b/>
           <w:sz w:val="24"/>
         </w:rPr>
-        <w:t>1. Hoạt động 1: Mở đầu (5 phút)</w:t>
+        <w:t>1. Hoạt động 1: Mở đầu (7 phút)</w:t>
       </w:r>
     </w:p>
     <w:p>
@@ -1975,14 +1975,14 @@
           <w:b/>
           <w:sz w:val="24"/>
         </w:rPr>
-        <w:t>SGK tr.46.</w:t>
-      </w:r>
-      <w:r>
-        <w:rPr>
-          <w:rFonts w:ascii="Times New Roman" w:hAnsi="Times New Roman" w:eastAsia="Times New Roman" w:cs="Times New Roman"/>
-          <w:sz w:val="24"/>
-        </w:rPr>
-        <w:t xml:space="preserve"> Nhiệt độ và gió là hai yếu tố luôn cùng được đề cập trong các bản tin dự báo thời tiết. Tuy nhiên, nhiệt độ là đại lượng chỉ có độ lớn, còn gió có cả hướng và độ lớn. Với một đơn vị đo, ta có thể dùng số để biểu diễn nhiệt độ. Đối với các đại lượng gồm hướng và độ lớn như vận tốc gió thì sao? Ta có thể dùng đối tượng toán học nào để biểu diễn chúng?</w:t>
+        <w:t>Video mở đầu</w:t>
+      </w:r>
+      <w:r>
+        <w:rPr>
+          <w:rFonts w:ascii="Times New Roman" w:hAnsi="Times New Roman" w:eastAsia="Times New Roman" w:cs="Times New Roman"/>
+          <w:sz w:val="24"/>
+        </w:rPr>
+        <w:t xml:space="preserve"> (1 phút 24 giây; ảnh thật, lồng tiếng và phụ đề tiếng Việt – phù hợp cả lớp có HS khiếm thính): https://trangtu66.github.io/Taode_thi_online/mon/toan/video/lop10/VIDEO_MoDau_TOAN10_Bai7_CacKhaiNiemMoDau.mp4. GV chiếu đầu tiết (bản Full HD trên máy: thư mục KHBD_TOAN10); HS quét mã QR để xem lại. Video chỉ nêu tình huống, câu hỏi – không nói đáp án.</w:t>
       </w:r>
     </w:p>
     <w:p>
@@ -1993,8 +1993,69 @@
       <w:r>
         <w:drawing>
           <wp:inline xmlns:a="http://schemas.openxmlformats.org/drawingml/2006/main" xmlns:pic="http://schemas.openxmlformats.org/drawingml/2006/picture">
+            <wp:extent cx="936000" cy="936000"/>
+            <wp:docPr id="2" name="Picture 2"/>
+            <wp:cNvGraphicFramePr>
+              <a:graphicFrameLocks noChangeAspect="1"/>
+            </wp:cNvGraphicFramePr>
+            <a:graphic>
+              <a:graphicData uri="http://schemas.openxmlformats.org/drawingml/2006/picture">
+                <pic:pic>
+                  <pic:nvPicPr>
+                    <pic:cNvPr id="0" name="QR_VideoMoDau_bai7.png"/>
+                    <pic:cNvPicPr/>
+                  </pic:nvPicPr>
+                  <pic:blipFill>
+                    <a:blip r:embed="rId12"/>
+                    <a:stretch>
+                      <a:fillRect/>
+                    </a:stretch>
+                  </pic:blipFill>
+                  <pic:spPr>
+                    <a:xfrm>
+                      <a:off x="0" y="0"/>
+                      <a:ext cx="936000" cy="936000"/>
+                    </a:xfrm>
+                    <a:prstGeom prst="rect"/>
+                  </pic:spPr>
+                </pic:pic>
+              </a:graphicData>
+            </a:graphic>
+          </wp:inline>
+        </w:drawing>
+      </w:r>
+    </w:p>
+    <w:p>
+      <w:pPr>
+        <w:spacing w:before="0" w:after="60" w:line="264" w:lineRule="auto"/>
+        <w:jc w:val="both"/>
+      </w:pPr>
+      <w:r>
+        <w:rPr>
+          <w:rFonts w:ascii="Times New Roman" w:hAnsi="Times New Roman" w:eastAsia="Times New Roman" w:cs="Times New Roman"/>
+          <w:b/>
+          <w:sz w:val="24"/>
+        </w:rPr>
+        <w:t>SGK tr.46.</w:t>
+      </w:r>
+      <w:r>
+        <w:rPr>
+          <w:rFonts w:ascii="Times New Roman" w:hAnsi="Times New Roman" w:eastAsia="Times New Roman" w:cs="Times New Roman"/>
+          <w:sz w:val="24"/>
+        </w:rPr>
+        <w:t xml:space="preserve"> Nhiệt độ và gió là hai yếu tố luôn cùng được đề cập trong các bản tin dự báo thời tiết. Tuy nhiên, nhiệt độ là đại lượng chỉ có độ lớn, còn gió có cả hướng và độ lớn. Với một đơn vị đo, ta có thể dùng số để biểu diễn nhiệt độ. Đối với các đại lượng gồm hướng và độ lớn như vận tốc gió thì sao? Ta có thể dùng đối tượng toán học nào để biểu diễn chúng?</w:t>
+      </w:r>
+    </w:p>
+    <w:p>
+      <w:pPr>
+        <w:spacing w:before="40" w:after="80" w:line="264" w:lineRule="auto"/>
+        <w:jc w:val="center"/>
+      </w:pPr>
+      <w:r>
+        <w:drawing>
+          <wp:inline xmlns:a="http://schemas.openxmlformats.org/drawingml/2006/main" xmlns:pic="http://schemas.openxmlformats.org/drawingml/2006/picture">
             <wp:extent cx="2160000" cy="1369669"/>
-            <wp:docPr id="2" name="Picture 2"/>
+            <wp:docPr id="3" name="Picture 3"/>
             <wp:cNvGraphicFramePr>
               <a:graphicFrameLocks noChangeAspect="1"/>
             </wp:cNvGraphicFramePr>
@@ -2006,7 +2067,7 @@
                     <pic:cNvPicPr/>
                   </pic:nvPicPr>
                   <pic:blipFill>
-                    <a:blip r:embed="rId12"/>
+                    <a:blip r:embed="rId13"/>
                     <a:stretch>
                       <a:fillRect/>
                     </a:stretch>
@@ -2101,7 +2162,7 @@
           <w:rFonts w:ascii="Times New Roman" w:hAnsi="Times New Roman" w:eastAsia="Times New Roman" w:cs="Times New Roman"/>
           <w:sz w:val="24"/>
         </w:rPr>
-        <w:t xml:space="preserve"> GV chiếu bản tin thời tiết (Nhiệt độ 30 °C; Gió: đông nam, 18 km/h) và nêu câu hỏi SGK.</w:t>
+        <w:t xml:space="preserve"> GV chiếu video mở đầu (1 phút 24 giây). Sau video, GV chiếu bản tin thời tiết (Nhiệt độ 30 °C; Gió: đông nam, 18 km/h) và nêu câu hỏi SGK.</w:t>
       </w:r>
     </w:p>
     <w:p>
@@ -2206,7 +2267,7 @@
           <w:b/>
           <w:sz w:val="24"/>
         </w:rPr>
-        <w:t>2. Hoạt động 2: Hình thành kiến thức mới (55 phút)</w:t>
+        <w:t>2. Hoạt động 2: Hình thành kiến thức mới (53 phút)</w:t>
       </w:r>
     </w:p>
     <w:p>
@@ -2338,7 +2399,7 @@
         <w:drawing>
           <wp:inline xmlns:a="http://schemas.openxmlformats.org/drawingml/2006/main" xmlns:pic="http://schemas.openxmlformats.org/drawingml/2006/picture">
             <wp:extent cx="2160000" cy="1324306"/>
-            <wp:docPr id="3" name="Picture 3"/>
+            <wp:docPr id="4" name="Picture 4"/>
             <wp:cNvGraphicFramePr>
               <a:graphicFrameLocks noChangeAspect="1"/>
             </wp:cNvGraphicFramePr>
@@ -2350,7 +2411,7 @@
                     <pic:cNvPicPr/>
                   </pic:nvPicPr>
                   <pic:blipFill>
-                    <a:blip r:embed="rId13"/>
+                    <a:blip r:embed="rId14"/>
                     <a:stretch>
                       <a:fillRect/>
                     </a:stretch>
@@ -3554,7 +3615,7 @@
           <w:b/>
           <w:sz w:val="24"/>
         </w:rPr>
-        <w:t>2.2. Hai vectơ cùng phương, cùng hướng, bằng nhau (25 phút)</w:t>
+        <w:t>2.2. Hai vectơ cùng phương, cùng hướng, bằng nhau (23 phút)</w:t>
       </w:r>
     </w:p>
     <w:p>
@@ -3623,7 +3684,7 @@
         <w:drawing>
           <wp:inline xmlns:a="http://schemas.openxmlformats.org/drawingml/2006/main" xmlns:pic="http://schemas.openxmlformats.org/drawingml/2006/picture">
             <wp:extent cx="1620000" cy="1705909"/>
-            <wp:docPr id="4" name="Picture 4"/>
+            <wp:docPr id="5" name="Picture 5"/>
             <wp:cNvGraphicFramePr>
               <a:graphicFrameLocks noChangeAspect="1"/>
             </wp:cNvGraphicFramePr>
@@ -3635,7 +3696,7 @@
                     <pic:cNvPicPr/>
                   </pic:nvPicPr>
                   <pic:blipFill>
-                    <a:blip r:embed="rId14"/>
+                    <a:blip r:embed="rId15"/>
                     <a:stretch>
                       <a:fillRect/>
                     </a:stretch>
@@ -4002,7 +4063,7 @@
         <w:drawing>
           <wp:inline xmlns:a="http://schemas.openxmlformats.org/drawingml/2006/main" xmlns:pic="http://schemas.openxmlformats.org/drawingml/2006/picture">
             <wp:extent cx="1800000" cy="1950261"/>
-            <wp:docPr id="5" name="Picture 5"/>
+            <wp:docPr id="6" name="Picture 6"/>
             <wp:cNvGraphicFramePr>
               <a:graphicFrameLocks noChangeAspect="1"/>
             </wp:cNvGraphicFramePr>
@@ -4014,7 +4075,7 @@
                     <pic:cNvPicPr/>
                   </pic:nvPicPr>
                   <pic:blipFill>
-                    <a:blip r:embed="rId15"/>
+                    <a:blip r:embed="rId16"/>
                     <a:stretch>
                       <a:fillRect/>
                     </a:stretch>
@@ -4552,7 +4613,7 @@
         <w:drawing>
           <wp:inline xmlns:a="http://schemas.openxmlformats.org/drawingml/2006/main" xmlns:pic="http://schemas.openxmlformats.org/drawingml/2006/picture">
             <wp:extent cx="1620000" cy="1093012"/>
-            <wp:docPr id="6" name="Picture 6"/>
+            <wp:docPr id="7" name="Picture 7"/>
             <wp:cNvGraphicFramePr>
               <a:graphicFrameLocks noChangeAspect="1"/>
             </wp:cNvGraphicFramePr>
@@ -4564,7 +4625,7 @@
                     <pic:cNvPicPr/>
                   </pic:nvPicPr>
                   <pic:blipFill>
-                    <a:blip r:embed="rId16"/>
+                    <a:blip r:embed="rId17"/>
                     <a:stretch>
                       <a:fillRect/>
                     </a:stretch>
@@ -5094,7 +5155,7 @@
         <w:drawing>
           <wp:inline xmlns:a="http://schemas.openxmlformats.org/drawingml/2006/main" xmlns:pic="http://schemas.openxmlformats.org/drawingml/2006/picture">
             <wp:extent cx="1620000" cy="1216627"/>
-            <wp:docPr id="7" name="Picture 7"/>
+            <wp:docPr id="8" name="Picture 8"/>
             <wp:cNvGraphicFramePr>
               <a:graphicFrameLocks noChangeAspect="1"/>
             </wp:cNvGraphicFramePr>
@@ -5106,7 +5167,7 @@
                     <pic:cNvPicPr/>
                   </pic:nvPicPr>
                   <pic:blipFill>
-                    <a:blip r:embed="rId17"/>
+                    <a:blip r:embed="rId18"/>
                     <a:stretch>
                       <a:fillRect/>
                     </a:stretch>
@@ -6436,7 +6497,7 @@
         <w:drawing>
           <wp:inline xmlns:a="http://schemas.openxmlformats.org/drawingml/2006/main" xmlns:pic="http://schemas.openxmlformats.org/drawingml/2006/picture">
             <wp:extent cx="4320000" cy="1266701"/>
-            <wp:docPr id="8" name="Picture 8"/>
+            <wp:docPr id="9" name="Picture 9"/>
             <wp:cNvGraphicFramePr>
               <a:graphicFrameLocks noChangeAspect="1"/>
             </wp:cNvGraphicFramePr>
@@ -6448,7 +6509,7 @@
                     <pic:cNvPicPr/>
                   </pic:nvPicPr>
                   <pic:blipFill>
-                    <a:blip r:embed="rId18"/>
+                    <a:blip r:embed="rId19"/>
                     <a:stretch>
                       <a:fillRect/>
                     </a:stretch>
@@ -8289,7 +8350,7 @@
         <w:drawing>
           <wp:inline xmlns:a="http://schemas.openxmlformats.org/drawingml/2006/main" xmlns:pic="http://schemas.openxmlformats.org/drawingml/2006/picture">
             <wp:extent cx="1980000" cy="2168571"/>
-            <wp:docPr id="9" name="Picture 9"/>
+            <wp:docPr id="10" name="Picture 10"/>
             <wp:cNvGraphicFramePr>
               <a:graphicFrameLocks noChangeAspect="1"/>
             </wp:cNvGraphicFramePr>
@@ -8301,7 +8362,7 @@
                     <pic:cNvPicPr/>
                   </pic:nvPicPr>
                   <pic:blipFill>
-                    <a:blip r:embed="rId19"/>
+                    <a:blip r:embed="rId20"/>
                     <a:stretch>
                       <a:fillRect/>
                     </a:stretch>
@@ -8722,7 +8783,7 @@
         <w:drawing>
           <wp:inline xmlns:a="http://schemas.openxmlformats.org/drawingml/2006/main" xmlns:pic="http://schemas.openxmlformats.org/drawingml/2006/picture">
             <wp:extent cx="6300000" cy="3537572"/>
-            <wp:docPr id="10" name="Picture 10"/>
+            <wp:docPr id="11" name="Picture 11"/>
             <wp:cNvGraphicFramePr>
               <a:graphicFrameLocks noChangeAspect="1"/>
             </wp:cNvGraphicFramePr>
@@ -8734,7 +8795,7 @@
                     <pic:cNvPicPr/>
                   </pic:nvPicPr>
                   <pic:blipFill>
-                    <a:blip r:embed="rId20"/>
+                    <a:blip r:embed="rId21"/>
                     <a:stretch>
                       <a:fillRect/>
                     </a:stretch>
@@ -8795,7 +8856,7 @@
               <w:drawing>
                 <wp:inline xmlns:a="http://schemas.openxmlformats.org/drawingml/2006/main" xmlns:pic="http://schemas.openxmlformats.org/drawingml/2006/picture">
                   <wp:extent cx="1296000" cy="1296000"/>
-                  <wp:docPr id="11" name="Picture 11"/>
+                  <wp:docPr id="12" name="Picture 12"/>
                   <wp:cNvGraphicFramePr>
                     <a:graphicFrameLocks noChangeAspect="1"/>
                   </wp:cNvGraphicFramePr>
@@ -8807,7 +8868,7 @@
                           <pic:cNvPicPr/>
                         </pic:nvPicPr>
                         <pic:blipFill>
-                          <a:blip r:embed="rId21"/>
+                          <a:blip r:embed="rId22"/>
                           <a:stretch>
                             <a:fillRect/>
                           </a:stretch>
@@ -13150,7 +13211,7 @@
         <w:drawing>
           <wp:inline xmlns:a="http://schemas.openxmlformats.org/drawingml/2006/main" xmlns:pic="http://schemas.openxmlformats.org/drawingml/2006/picture">
             <wp:extent cx="1800000" cy="2300000"/>
-            <wp:docPr id="12" name="Picture 12"/>
+            <wp:docPr id="13" name="Picture 13"/>
             <wp:cNvGraphicFramePr>
               <a:graphicFrameLocks noChangeAspect="1"/>
             </wp:cNvGraphicFramePr>
@@ -13162,7 +13223,7 @@
                     <pic:cNvPicPr/>
                   </pic:nvPicPr>
                   <pic:blipFill>
-                    <a:blip r:embed="rId22"/>
+                    <a:blip r:embed="rId23"/>
                     <a:stretch>
                       <a:fillRect/>
                     </a:stretch>
@@ -14808,6 +14869,84 @@
                 <w:sz w:val="24"/>
               </w:rPr>
               <w:t>Dùng ở</w:t>
+            </w:r>
+          </w:p>
+        </w:tc>
+      </w:tr>
+      <w:tr>
+        <w:tc>
+          <w:tcPr>
+            <w:tcW w:type="dxa" w:w="3061"/>
+            <w:vAlign w:val="center"/>
+          </w:tcPr>
+          <w:p>
+            <w:pPr>
+              <w:spacing w:before="0" w:after="20" w:line="264" w:lineRule="auto"/>
+              <w:jc w:val="left"/>
+            </w:pPr>
+            <w:r>
+              <w:rPr>
+                <w:rFonts w:ascii="Times New Roman" w:hAnsi="Times New Roman" w:eastAsia="Times New Roman" w:cs="Times New Roman"/>
+                <w:sz w:val="24"/>
+              </w:rPr>
+              <w:t>Video mở đầu – Bài 7. Các khái niệm mở đầu (GV tự dựng)</w:t>
+            </w:r>
+          </w:p>
+        </w:tc>
+        <w:tc>
+          <w:tcPr>
+            <w:tcW w:type="dxa" w:w="2041"/>
+            <w:vAlign w:val="center"/>
+          </w:tcPr>
+          <w:p>
+            <w:pPr>
+              <w:spacing w:before="0" w:after="20" w:line="264" w:lineRule="auto"/>
+              <w:jc w:val="center"/>
+            </w:pPr>
+            <w:r>
+              <w:rPr>
+                <w:rFonts w:ascii="Times New Roman" w:hAnsi="Times New Roman" w:eastAsia="Times New Roman" w:cs="Times New Roman"/>
+                <w:sz w:val="24"/>
+              </w:rPr>
+              <w:t>Taode_thi_online (ảnh Wikimedia Commons, giọng đọc tổng hợp)</w:t>
+            </w:r>
+          </w:p>
+        </w:tc>
+        <w:tc>
+          <w:tcPr>
+            <w:tcW w:type="dxa" w:w="3061"/>
+            <w:vAlign w:val="center"/>
+          </w:tcPr>
+          <w:p>
+            <w:pPr>
+              <w:spacing w:before="0" w:after="20" w:line="264" w:lineRule="auto"/>
+              <w:jc w:val="center"/>
+            </w:pPr>
+            <w:r>
+              <w:rPr>
+                <w:rFonts w:ascii="Times New Roman" w:hAnsi="Times New Roman" w:eastAsia="Times New Roman" w:cs="Times New Roman"/>
+                <w:sz w:val="24"/>
+              </w:rPr>
+              <w:t>https://trangtu66.github.io/Taode_thi_online/mon/toan/video/lop10/VIDEO_MoDau_TOAN10_Bai7_CacKhaiNiemMoDau.mp4</w:t>
+            </w:r>
+          </w:p>
+        </w:tc>
+        <w:tc>
+          <w:tcPr>
+            <w:tcW w:type="dxa" w:w="2041"/>
+            <w:vAlign w:val="center"/>
+          </w:tcPr>
+          <w:p>
+            <w:pPr>
+              <w:spacing w:before="0" w:after="20" w:line="264" w:lineRule="auto"/>
+              <w:jc w:val="center"/>
+            </w:pPr>
+            <w:r>
+              <w:rPr>
+                <w:rFonts w:ascii="Times New Roman" w:hAnsi="Times New Roman" w:eastAsia="Times New Roman" w:cs="Times New Roman"/>
+                <w:sz w:val="24"/>
+              </w:rPr>
+              <w:t>HĐ1 – chiếu đầu Tiết 1</w:t>
             </w:r>
           </w:p>
         </w:tc>
